--- a/ОС6.docx
+++ b/ОС6.docx
@@ -396,7 +396,6 @@
         <w:rPr>
           <w:b/>
           <w:bCs/>
-          <w:lang w:val="en-US"/>
         </w:rPr>
       </w:pPr>
       <w:r>
@@ -410,7 +409,6 @@
         <w:rPr>
           <w:b/>
           <w:bCs/>
-          <w:lang w:val="en-US"/>
         </w:rPr>
         <w:t>6</w:t>
       </w:r>
@@ -805,7 +803,7 @@
           <w:szCs w:val="28"/>
           <w:u w:val="single"/>
         </w:rPr>
-        <w:t xml:space="preserve">     </w:t>
+        <w:t xml:space="preserve">     10.</w:t>
       </w:r>
       <w:r>
         <w:rPr>
@@ -813,8 +811,9 @@
           <w:color w:val="000000"/>
           <w:szCs w:val="28"/>
           <w:u w:val="single"/>
-        </w:rPr>
-        <w:t>10</w:t>
+          <w:lang w:val="en-US"/>
+        </w:rPr>
+        <w:t>1</w:t>
       </w:r>
       <w:r>
         <w:rPr>
@@ -823,35 +822,7 @@
           <w:szCs w:val="28"/>
           <w:u w:val="single"/>
         </w:rPr>
-        <w:t>.</w:t>
-      </w:r>
-      <w:r>
-        <w:rPr>
-          <w:rFonts w:eastAsia="Calibri" w:cs="Times New Roman"/>
-          <w:color w:val="000000"/>
-          <w:szCs w:val="28"/>
-          <w:u w:val="single"/>
-          <w:lang w:val="en-US"/>
-        </w:rPr>
-        <w:t>1</w:t>
-      </w:r>
-      <w:r>
-        <w:rPr>
-          <w:rFonts w:eastAsia="Calibri" w:cs="Times New Roman"/>
-          <w:color w:val="000000"/>
-          <w:szCs w:val="28"/>
-          <w:u w:val="single"/>
-        </w:rPr>
-        <w:t>2</w:t>
-      </w:r>
-      <w:r>
-        <w:rPr>
-          <w:rFonts w:eastAsia="Calibri" w:cs="Times New Roman"/>
-          <w:color w:val="000000"/>
-          <w:szCs w:val="28"/>
-          <w:u w:val="single"/>
-        </w:rPr>
-        <w:t>.2025</w:t>
+        <w:t>2.2025</w:t>
       </w:r>
       <w:r>
         <w:rPr>
@@ -1889,7 +1860,7 @@
           <w:rFonts w:eastAsia="Times New Roman"/>
           <w:snapToGrid w:val="0"/>
           <w:szCs w:val="20"/>
-          <w:lang w:val="en-US" w:eastAsia="ru-RU"/>
+          <w:lang w:eastAsia="ru-RU"/>
         </w:rPr>
       </w:pPr>
     </w:p>
@@ -2035,13 +2006,7 @@
         <w:rPr>
           <w:lang w:eastAsia="ru-RU"/>
         </w:rPr>
-        <w:t>является консольным приложением, которое вы</w:t>
-      </w:r>
-      <w:r>
-        <w:rPr>
-          <w:lang w:eastAsia="ru-RU"/>
-        </w:rPr>
-        <w:t>полняет следующие действия</w:t>
+        <w:t>является консольным приложением, которое выполняет следующие действия</w:t>
       </w:r>
       <w:r>
         <w:rPr>
@@ -3864,7 +3829,7 @@
                 <w:rFonts w:ascii="Courier New" w:hAnsi="Courier New" w:cs="Courier New"/>
                 <w:sz w:val="24"/>
                 <w:szCs w:val="24"/>
-                <w:lang w:val="en-US" w:eastAsia="ru-RU"/>
+                <w:lang w:eastAsia="ru-RU"/>
               </w:rPr>
             </w:pPr>
             <w:r>
@@ -3949,7 +3914,7 @@
                 <w:rFonts w:ascii="Courier New" w:hAnsi="Courier New" w:cs="Courier New"/>
                 <w:sz w:val="24"/>
                 <w:szCs w:val="24"/>
-                <w:lang w:val="en-US" w:eastAsia="ru-RU"/>
+                <w:lang w:eastAsia="ru-RU"/>
               </w:rPr>
             </w:pPr>
           </w:p>
@@ -4157,42 +4122,7 @@
           <w:szCs w:val="28"/>
           <w:lang w:val="ru-RU"/>
         </w:rPr>
-        <w:t>На рисунке 1.</w:t>
-      </w:r>
-      <w:r>
-        <w:rPr>
-          <w:szCs w:val="28"/>
-          <w:lang w:val="ru-RU"/>
-        </w:rPr>
-        <w:t>2</w:t>
-      </w:r>
-      <w:r>
-        <w:rPr>
-          <w:szCs w:val="28"/>
-          <w:lang w:val="ru-RU"/>
-        </w:rPr>
-        <w:t xml:space="preserve"> отображено выполнение программы </w:t>
-      </w:r>
-      <w:r>
-        <w:rPr>
-          <w:szCs w:val="28"/>
-          <w:lang w:val="ru-RU"/>
-        </w:rPr>
-        <w:t xml:space="preserve">начиная с </w:t>
-      </w:r>
-      <w:r>
-        <w:rPr>
-          <w:szCs w:val="28"/>
-          <w:lang w:val="ru-RU"/>
-        </w:rPr>
-        <w:t xml:space="preserve">30 итерации. На предоставленном рисунке отображено, что </w:t>
-      </w:r>
-      <w:r>
-        <w:rPr>
-          <w:szCs w:val="28"/>
-          <w:lang w:val="ru-RU"/>
-        </w:rPr>
-        <w:t xml:space="preserve">начиная с 30 итерации выполняется только процесс </w:t>
+        <w:t xml:space="preserve">На рисунке 1.2 отображено выполнение программы начиная с 30 итерации. На предоставленном рисунке отображено, что начиная с 30 итерации выполняется только процесс </w:t>
       </w:r>
       <w:r>
         <w:rPr>
@@ -4270,16 +4200,7 @@
         <w:t xml:space="preserve"> – </w:t>
       </w:r>
       <w:r>
-        <w:t>В</w:t>
-      </w:r>
-      <w:r>
-        <w:t>ыполнени</w:t>
-      </w:r>
-      <w:r>
-        <w:t>к</w:t>
-      </w:r>
-      <w:r>
-        <w:t xml:space="preserve"> приложения </w:t>
+        <w:t xml:space="preserve">Выполненик приложения </w:t>
       </w:r>
       <w:r>
         <w:rPr>
@@ -4346,14 +4267,7 @@
           <w:szCs w:val="28"/>
           <w:lang w:val="ru-RU"/>
         </w:rPr>
-        <w:t xml:space="preserve"> итерации</w:t>
-      </w:r>
-      <w:r>
-        <w:rPr>
-          <w:szCs w:val="28"/>
-          <w:lang w:val="ru-RU"/>
-        </w:rPr>
-        <w:t xml:space="preserve"> процесса </w:t>
+        <w:t xml:space="preserve"> итерации процесса </w:t>
       </w:r>
       <w:r>
         <w:rPr>
@@ -4380,21 +4294,7 @@
           <w:szCs w:val="28"/>
           <w:lang w:val="ru-RU"/>
         </w:rPr>
-        <w:t>итерации выполняется только процесс</w:t>
-      </w:r>
-      <w:r>
-        <w:rPr>
-          <w:szCs w:val="28"/>
-          <w:lang w:val="ru-RU"/>
-        </w:rPr>
-        <w:t>ы</w:t>
-      </w:r>
-      <w:r>
-        <w:rPr>
-          <w:szCs w:val="28"/>
-          <w:lang w:val="ru-RU"/>
-        </w:rPr>
-        <w:t xml:space="preserve"> </w:t>
+        <w:t xml:space="preserve">итерации выполняется только процессы </w:t>
       </w:r>
       <w:r>
         <w:rPr>
@@ -4519,10 +4419,7 @@
         <w:t>6</w:t>
       </w:r>
       <w:r>
-        <w:t>0 итерации</w:t>
-      </w:r>
-      <w:r>
-        <w:t xml:space="preserve"> цикла </w:t>
+        <w:t xml:space="preserve">0 итерации цикла </w:t>
       </w:r>
       <w:r>
         <w:rPr>
@@ -4838,14 +4735,7 @@
           <w:szCs w:val="28"/>
           <w:lang w:val="ru-RU"/>
         </w:rPr>
-        <w:t>ибо остальные процессы завершили свою работу</w:t>
-      </w:r>
-      <w:r>
-        <w:rPr>
-          <w:szCs w:val="28"/>
-          <w:lang w:val="ru-RU"/>
-        </w:rPr>
-        <w:t>.</w:t>
+        <w:t>ибо остальные процессы завершили свою работу.</w:t>
       </w:r>
     </w:p>
     <w:p>
@@ -7052,7 +6942,7 @@
           <w:lang w:eastAsia="ru-RU"/>
         </w:rPr>
         <w:drawing>
-          <wp:inline distT="0" distB="0" distL="0" distR="0" wp14:anchorId="1DEEEEC2" wp14:editId="67ADE25C">
+          <wp:inline distT="0" distB="0" distL="0" distR="0" wp14:anchorId="1DEEEEC2" wp14:editId="48F5ADA8">
             <wp:extent cx="5940425" cy="3341370"/>
             <wp:effectExtent l="0" t="0" r="3175" b="0"/>
             <wp:docPr id="982159388" name="Рисунок 12"/>
@@ -7256,7 +7146,7 @@
           <w:lang w:eastAsia="ru-RU"/>
         </w:rPr>
         <w:drawing>
-          <wp:inline distT="0" distB="0" distL="0" distR="0" wp14:anchorId="1A32F736" wp14:editId="0F7DC9A8">
+          <wp:inline distT="0" distB="0" distL="0" distR="0" wp14:anchorId="1A32F736" wp14:editId="2E2E801D">
             <wp:extent cx="5670862" cy="3189746"/>
             <wp:effectExtent l="0" t="0" r="6350" b="0"/>
             <wp:docPr id="404792568" name="Рисунок 6"/>
@@ -7480,7 +7370,7 @@
           <w:lang w:eastAsia="ru-RU"/>
         </w:rPr>
         <w:drawing>
-          <wp:inline distT="0" distB="0" distL="0" distR="0" wp14:anchorId="09B49FB4" wp14:editId="58E6209B">
+          <wp:inline distT="0" distB="0" distL="0" distR="0" wp14:anchorId="09B49FB4" wp14:editId="02CDD9F0">
             <wp:extent cx="5705475" cy="3209215"/>
             <wp:effectExtent l="0" t="0" r="0" b="0"/>
             <wp:docPr id="755958400" name="Рисунок 8"/>
@@ -7690,7 +7580,7 @@
           <w:lang w:eastAsia="ru-RU"/>
         </w:rPr>
         <w:drawing>
-          <wp:inline distT="0" distB="0" distL="0" distR="0" wp14:anchorId="35B3A614" wp14:editId="662C9F3F">
+          <wp:inline distT="0" distB="0" distL="0" distR="0" wp14:anchorId="35B3A614" wp14:editId="11B90A53">
             <wp:extent cx="5519688" cy="3104714"/>
             <wp:effectExtent l="0" t="0" r="5080" b="635"/>
             <wp:docPr id="1824043493" name="Рисунок 10"/>
@@ -7799,7 +7689,6 @@
         <w:rPr>
           <w:rFonts w:cs="Times New Roman"/>
           <w:szCs w:val="28"/>
-          <w:lang w:val="en-US"/>
         </w:rPr>
       </w:pPr>
       <w:r>
@@ -7838,14 +7727,7 @@
           <w:rFonts w:cs="Times New Roman"/>
           <w:szCs w:val="28"/>
         </w:rPr>
-        <w:t xml:space="preserve"> </w:t>
-      </w:r>
-      <w:r>
-        <w:rPr>
-          <w:rFonts w:cs="Times New Roman"/>
-          <w:szCs w:val="28"/>
-        </w:rPr>
-        <w:t>аналогично Lab-06b, за исключением механизма синхронизации. Синхронизация в приложении должна обеспечиваться механизмом бинарного семафора.</w:t>
+        <w:t xml:space="preserve"> аналогично Lab-06b, за исключением механизма синхронизации. Синхронизация в приложении должна обеспечиваться механизмом бинарного семафора.</w:t>
       </w:r>
     </w:p>
     <w:p>
@@ -9831,17 +9713,62 @@
                 <w:rFonts w:ascii="Courier New" w:hAnsi="Courier New" w:cs="Courier New"/>
                 <w:sz w:val="24"/>
                 <w:szCs w:val="24"/>
-                <w:lang w:val="en-US" w:eastAsia="ru-RU"/>
-              </w:rPr>
-            </w:pPr>
-            <w:r>
-              <w:rPr>
-                <w:rFonts w:ascii="Courier New" w:hAnsi="Courier New" w:cs="Courier New"/>
-                <w:sz w:val="24"/>
-                <w:szCs w:val="24"/>
-                <w:lang w:val="en-US" w:eastAsia="ru-RU"/>
-              </w:rPr>
-              <w:t xml:space="preserve">    printf("\nВсе процессы завершены.\n");</w:t>
+                <w:lang w:eastAsia="ru-RU"/>
+              </w:rPr>
+            </w:pPr>
+            <w:r>
+              <w:rPr>
+                <w:rFonts w:ascii="Courier New" w:hAnsi="Courier New" w:cs="Courier New"/>
+                <w:sz w:val="24"/>
+                <w:szCs w:val="24"/>
+                <w:lang w:val="en-US" w:eastAsia="ru-RU"/>
+              </w:rPr>
+              <w:t xml:space="preserve">    printf</w:t>
+            </w:r>
+            <w:r>
+              <w:rPr>
+                <w:rFonts w:ascii="Courier New" w:hAnsi="Courier New" w:cs="Courier New"/>
+                <w:sz w:val="24"/>
+                <w:szCs w:val="24"/>
+                <w:lang w:eastAsia="ru-RU"/>
+              </w:rPr>
+              <w:t>("\</w:t>
+            </w:r>
+            <w:r>
+              <w:rPr>
+                <w:rFonts w:ascii="Courier New" w:hAnsi="Courier New" w:cs="Courier New"/>
+                <w:sz w:val="24"/>
+                <w:szCs w:val="24"/>
+                <w:lang w:val="en-US" w:eastAsia="ru-RU"/>
+              </w:rPr>
+              <w:t>n</w:t>
+            </w:r>
+            <w:r>
+              <w:rPr>
+                <w:rFonts w:ascii="Courier New" w:hAnsi="Courier New" w:cs="Courier New"/>
+                <w:sz w:val="24"/>
+                <w:szCs w:val="24"/>
+                <w:lang w:eastAsia="ru-RU"/>
+              </w:rPr>
+              <w:t>Все процессы завершены.\</w:t>
+            </w:r>
+            <w:r>
+              <w:rPr>
+                <w:rFonts w:ascii="Courier New" w:hAnsi="Courier New" w:cs="Courier New"/>
+                <w:sz w:val="24"/>
+                <w:szCs w:val="24"/>
+                <w:lang w:val="en-US" w:eastAsia="ru-RU"/>
+              </w:rPr>
+              <w:t>n</w:t>
+            </w:r>
+            <w:r>
+              <w:rPr>
+                <w:rFonts w:ascii="Courier New" w:hAnsi="Courier New" w:cs="Courier New"/>
+                <w:sz w:val="24"/>
+                <w:szCs w:val="24"/>
+                <w:lang w:eastAsia="ru-RU"/>
+              </w:rPr>
+              <w:t>");</w:t>
             </w:r>
           </w:p>
           <w:p>
@@ -9861,9 +9788,18 @@
                 <w:rFonts w:ascii="Courier New" w:hAnsi="Courier New" w:cs="Courier New"/>
                 <w:sz w:val="24"/>
                 <w:szCs w:val="24"/>
-                <w:lang w:val="en-US" w:eastAsia="ru-RU"/>
-              </w:rPr>
-              <w:t xml:space="preserve">    return 0;</w:t>
+                <w:lang w:eastAsia="ru-RU"/>
+              </w:rPr>
+              <w:t xml:space="preserve">    </w:t>
+            </w:r>
+            <w:r>
+              <w:rPr>
+                <w:rFonts w:ascii="Courier New" w:hAnsi="Courier New" w:cs="Courier New"/>
+                <w:sz w:val="24"/>
+                <w:szCs w:val="24"/>
+                <w:lang w:val="en-US" w:eastAsia="ru-RU"/>
+              </w:rPr>
+              <w:t>return 0;</w:t>
             </w:r>
           </w:p>
           <w:p>
@@ -9969,7 +9905,7 @@
       <w:r>
         <w:lastRenderedPageBreak/>
         <w:drawing>
-          <wp:inline distT="0" distB="0" distL="0" distR="0" wp14:anchorId="13186E0A" wp14:editId="605E9C30">
+          <wp:inline distT="0" distB="0" distL="0" distR="0" wp14:anchorId="13186E0A" wp14:editId="68013772">
             <wp:extent cx="5920306" cy="3330054"/>
             <wp:effectExtent l="0" t="0" r="4445" b="3810"/>
             <wp:docPr id="1573777198" name="Рисунок 22"/>
@@ -10113,7 +10049,7 @@
           <w:lang w:eastAsia="ru-RU"/>
         </w:rPr>
         <w:drawing>
-          <wp:inline distT="0" distB="0" distL="0" distR="0" wp14:anchorId="43DE4900" wp14:editId="2AC4F102">
+          <wp:inline distT="0" distB="0" distL="0" distR="0" wp14:anchorId="43DE4900" wp14:editId="63E1C9A2">
             <wp:extent cx="5920304" cy="3330053"/>
             <wp:effectExtent l="0" t="0" r="4445" b="3810"/>
             <wp:docPr id="2913933" name="Рисунок 24"/>
@@ -10318,7 +10254,7 @@
         </w:rPr>
         <w:lastRenderedPageBreak/>
         <w:drawing>
-          <wp:inline distT="0" distB="0" distL="0" distR="0" wp14:anchorId="19B02E7D" wp14:editId="62B73DA6">
+          <wp:inline distT="0" distB="0" distL="0" distR="0" wp14:anchorId="19B02E7D" wp14:editId="1FE65F46">
             <wp:extent cx="5591810" cy="3145281"/>
             <wp:effectExtent l="0" t="0" r="8890" b="0"/>
             <wp:docPr id="1577212278" name="Рисунок 20"/>
@@ -10541,7 +10477,7 @@
           <w:lang w:eastAsia="ru-RU"/>
         </w:rPr>
         <w:drawing>
-          <wp:inline distT="0" distB="0" distL="0" distR="0" wp14:anchorId="3E33918F" wp14:editId="6654EA8E">
+          <wp:inline distT="0" distB="0" distL="0" distR="0" wp14:anchorId="3E33918F" wp14:editId="2A692CBF">
             <wp:extent cx="5591961" cy="3145366"/>
             <wp:effectExtent l="0" t="0" r="8890" b="0"/>
             <wp:docPr id="536165653" name="Рисунок 18"/>
@@ -10759,7 +10695,7 @@
         </w:rPr>
         <w:lastRenderedPageBreak/>
         <w:drawing>
-          <wp:inline distT="0" distB="0" distL="0" distR="0" wp14:anchorId="38A81B92" wp14:editId="546FF69E">
+          <wp:inline distT="0" distB="0" distL="0" distR="0" wp14:anchorId="38A81B92" wp14:editId="36B07444">
             <wp:extent cx="5940425" cy="3341370"/>
             <wp:effectExtent l="0" t="0" r="3175" b="0"/>
             <wp:docPr id="1214713724" name="Рисунок 16"/>
@@ -11152,13 +11088,7 @@
         <w:rPr>
           <w:lang w:eastAsia="ru-RU"/>
         </w:rPr>
-        <w:t>представлен на листинге 1.</w:t>
-      </w:r>
-      <w:r>
-        <w:rPr>
-          <w:lang w:eastAsia="ru-RU"/>
-        </w:rPr>
-        <w:t>4</w:t>
+        <w:t>представлен на листинге 1.4</w:t>
       </w:r>
       <w:r>
         <w:rPr>
@@ -15182,35 +15112,7 @@
           <w:szCs w:val="28"/>
           <w:lang w:val="ru-RU"/>
         </w:rPr>
-        <w:t>6</w:t>
-      </w:r>
-      <w:r>
-        <w:rPr>
-          <w:szCs w:val="28"/>
-          <w:lang w:val="ru-RU"/>
-        </w:rPr>
-        <w:t xml:space="preserve"> отображено выполнение программы до </w:t>
-      </w:r>
-      <w:r>
-        <w:rPr>
-          <w:szCs w:val="28"/>
-          <w:lang w:val="ru-RU"/>
-        </w:rPr>
-        <w:t>15</w:t>
-      </w:r>
-      <w:r>
-        <w:rPr>
-          <w:szCs w:val="28"/>
-          <w:lang w:val="ru-RU"/>
-        </w:rPr>
-        <w:t xml:space="preserve"> итерации. На предоставленном рисунке отображено, что </w:t>
-      </w:r>
-      <w:r>
-        <w:rPr>
-          <w:szCs w:val="28"/>
-          <w:lang w:val="ru-RU"/>
-        </w:rPr>
-        <w:t xml:space="preserve">выполняется только процесс </w:t>
+        <w:t xml:space="preserve">6 отображено выполнение программы до 15 итерации. На предоставленном рисунке отображено, что выполняется только процесс </w:t>
       </w:r>
       <w:r>
         <w:rPr>
@@ -15391,21 +15293,7 @@
           <w:szCs w:val="28"/>
           <w:lang w:val="ru-RU"/>
         </w:rPr>
-        <w:t xml:space="preserve"> итерации выполняется </w:t>
-      </w:r>
-      <w:r>
-        <w:rPr>
-          <w:szCs w:val="28"/>
-          <w:lang w:val="ru-RU"/>
-        </w:rPr>
-        <w:t>все процессы одновременно</w:t>
-      </w:r>
-      <w:r>
-        <w:rPr>
-          <w:szCs w:val="28"/>
-          <w:lang w:val="ru-RU"/>
-        </w:rPr>
-        <w:t>.</w:t>
+        <w:t xml:space="preserve"> итерации выполняется все процессы одновременно.</w:t>
       </w:r>
     </w:p>
     <w:p>
@@ -15420,7 +15308,7 @@
           <w:lang w:eastAsia="ru-RU"/>
         </w:rPr>
         <w:drawing>
-          <wp:inline distT="0" distB="0" distL="0" distR="0" wp14:anchorId="787D0F18" wp14:editId="4807BCAC">
+          <wp:inline distT="0" distB="0" distL="0" distR="0" wp14:anchorId="787D0F18" wp14:editId="6D9CE2AA">
             <wp:extent cx="5523459" cy="3106835"/>
             <wp:effectExtent l="0" t="0" r="1270" b="0"/>
             <wp:docPr id="1611948497" name="Рисунок 28"/>
@@ -15637,7 +15525,7 @@
           <w:lang w:eastAsia="ru-RU"/>
         </w:rPr>
         <w:drawing>
-          <wp:inline distT="0" distB="0" distL="0" distR="0" wp14:anchorId="3F16B46E" wp14:editId="5E38E721">
+          <wp:inline distT="0" distB="0" distL="0" distR="0" wp14:anchorId="3F16B46E" wp14:editId="3859F1C5">
             <wp:extent cx="5302490" cy="2982544"/>
             <wp:effectExtent l="0" t="0" r="0" b="8890"/>
             <wp:docPr id="1972508582" name="Рисунок 30"/>
@@ -15689,9 +15577,6 @@
     <w:p>
       <w:pPr>
         <w:pStyle w:val="111"/>
-        <w:rPr>
-          <w:lang w:val="en-US"/>
-        </w:rPr>
       </w:pPr>
       <w:r>
         <w:t>Рисунок 1.</w:t>
@@ -15906,14 +15791,7 @@
           <w:rFonts w:cs="Times New Roman"/>
           <w:szCs w:val="28"/>
         </w:rPr>
-        <w:t>я</w:t>
-      </w:r>
-      <w:r>
-        <w:rPr>
-          <w:rFonts w:cs="Times New Roman"/>
-          <w:szCs w:val="28"/>
-        </w:rPr>
-        <w:t>вляется полным аналогом приложения из Windows, но вместо секции должен использоваться мьютекс.</w:t>
+        <w:t>является полным аналогом приложения из Windows, но вместо секции должен использоваться мьютекс.</w:t>
       </w:r>
     </w:p>
     <w:p>
@@ -18005,6 +17883,7 @@
               <w:rPr>
                 <w:rFonts w:ascii="Courier New" w:hAnsi="Courier New" w:cs="Courier New"/>
                 <w:sz w:val="22"/>
+                <w:lang w:val="ru-RU"/>
               </w:rPr>
             </w:pPr>
             <w:r>
@@ -18110,7 +17989,15 @@
                 <w:rFonts w:ascii="Courier New" w:hAnsi="Courier New" w:cs="Courier New"/>
                 <w:sz w:val="22"/>
               </w:rPr>
-              <w:t>= 0)</w:t>
+              <w:t xml:space="preserve">= </w:t>
+            </w:r>
+            <w:r>
+              <w:rPr>
+                <w:rFonts w:ascii="Courier New" w:hAnsi="Courier New" w:cs="Courier New"/>
+                <w:sz w:val="22"/>
+                <w:lang w:val="ru-RU"/>
+              </w:rPr>
+              <w:t>0)</w:t>
             </w:r>
           </w:p>
           <w:p>
@@ -18120,12 +18007,14 @@
               <w:rPr>
                 <w:rFonts w:ascii="Courier New" w:hAnsi="Courier New" w:cs="Courier New"/>
                 <w:sz w:val="22"/>
-              </w:rPr>
-            </w:pPr>
-            <w:r>
-              <w:rPr>
-                <w:rFonts w:ascii="Courier New" w:hAnsi="Courier New" w:cs="Courier New"/>
-                <w:sz w:val="22"/>
+                <w:lang w:val="ru-RU"/>
+              </w:rPr>
+            </w:pPr>
+            <w:r>
+              <w:rPr>
+                <w:rFonts w:ascii="Courier New" w:hAnsi="Courier New" w:cs="Courier New"/>
+                <w:sz w:val="22"/>
+                <w:lang w:val="ru-RU"/>
               </w:rPr>
               <w:t xml:space="preserve">    {</w:t>
             </w:r>
@@ -18137,12 +18026,14 @@
               <w:rPr>
                 <w:rFonts w:ascii="Courier New" w:hAnsi="Courier New" w:cs="Courier New"/>
                 <w:sz w:val="22"/>
-              </w:rPr>
-            </w:pPr>
-            <w:r>
-              <w:rPr>
-                <w:rFonts w:ascii="Courier New" w:hAnsi="Courier New" w:cs="Courier New"/>
-                <w:sz w:val="22"/>
+                <w:lang w:val="ru-RU"/>
+              </w:rPr>
+            </w:pPr>
+            <w:r>
+              <w:rPr>
+                <w:rFonts w:ascii="Courier New" w:hAnsi="Courier New" w:cs="Courier New"/>
+                <w:sz w:val="22"/>
+                <w:lang w:val="ru-RU"/>
               </w:rPr>
               <w:t xml:space="preserve">        </w:t>
             </w:r>
@@ -18159,8 +18050,18 @@
               <w:rPr>
                 <w:rFonts w:ascii="Courier New" w:hAnsi="Courier New" w:cs="Courier New"/>
                 <w:sz w:val="22"/>
-              </w:rPr>
-              <w:t xml:space="preserve"> &lt;&lt; "</w:t>
+                <w:lang w:val="ru-RU"/>
+              </w:rPr>
+              <w:t xml:space="preserve"> &lt;&lt; "Ошибка создания потоков!" </w:t>
+            </w:r>
+            <w:proofErr w:type="gramStart"/>
+            <w:r>
+              <w:rPr>
+                <w:rFonts w:ascii="Courier New" w:hAnsi="Courier New" w:cs="Courier New"/>
+                <w:sz w:val="22"/>
+                <w:lang w:val="ru-RU"/>
+              </w:rPr>
+              <w:t xml:space="preserve">&lt;&lt; </w:t>
             </w:r>
             <w:proofErr w:type="spellStart"/>
             <w:r>
@@ -18168,61 +18069,15 @@
                 <w:rFonts w:ascii="Courier New" w:hAnsi="Courier New" w:cs="Courier New"/>
                 <w:sz w:val="22"/>
               </w:rPr>
-              <w:t>Ошибка</w:t>
+              <w:t>endl</w:t>
             </w:r>
             <w:proofErr w:type="spellEnd"/>
-            <w:r>
-              <w:rPr>
-                <w:rFonts w:ascii="Courier New" w:hAnsi="Courier New" w:cs="Courier New"/>
-                <w:sz w:val="22"/>
-              </w:rPr>
-              <w:t xml:space="preserve"> </w:t>
-            </w:r>
-            <w:proofErr w:type="spellStart"/>
-            <w:r>
-              <w:rPr>
-                <w:rFonts w:ascii="Courier New" w:hAnsi="Courier New" w:cs="Courier New"/>
-                <w:sz w:val="22"/>
-              </w:rPr>
-              <w:t>создания</w:t>
-            </w:r>
-            <w:proofErr w:type="spellEnd"/>
-            <w:r>
-              <w:rPr>
-                <w:rFonts w:ascii="Courier New" w:hAnsi="Courier New" w:cs="Courier New"/>
-                <w:sz w:val="22"/>
-              </w:rPr>
-              <w:t xml:space="preserve"> </w:t>
-            </w:r>
-            <w:proofErr w:type="spellStart"/>
-            <w:r>
-              <w:rPr>
-                <w:rFonts w:ascii="Courier New" w:hAnsi="Courier New" w:cs="Courier New"/>
-                <w:sz w:val="22"/>
-              </w:rPr>
-              <w:t>потоков</w:t>
-            </w:r>
-            <w:proofErr w:type="spellEnd"/>
-            <w:r>
-              <w:rPr>
-                <w:rFonts w:ascii="Courier New" w:hAnsi="Courier New" w:cs="Courier New"/>
-                <w:sz w:val="22"/>
-              </w:rPr>
-              <w:t xml:space="preserve">!" &lt;&lt; </w:t>
-            </w:r>
-            <w:proofErr w:type="spellStart"/>
-            <w:r>
-              <w:rPr>
-                <w:rFonts w:ascii="Courier New" w:hAnsi="Courier New" w:cs="Courier New"/>
-                <w:sz w:val="22"/>
-              </w:rPr>
-              <w:t>endl</w:t>
-            </w:r>
-            <w:proofErr w:type="spellEnd"/>
-            <w:r>
-              <w:rPr>
-                <w:rFonts w:ascii="Courier New" w:hAnsi="Courier New" w:cs="Courier New"/>
-                <w:sz w:val="22"/>
+            <w:proofErr w:type="gramEnd"/>
+            <w:r>
+              <w:rPr>
+                <w:rFonts w:ascii="Courier New" w:hAnsi="Courier New" w:cs="Courier New"/>
+                <w:sz w:val="22"/>
+                <w:lang w:val="ru-RU"/>
               </w:rPr>
               <w:t>;</w:t>
             </w:r>
@@ -18234,14 +18089,31 @@
               <w:rPr>
                 <w:rFonts w:ascii="Courier New" w:hAnsi="Courier New" w:cs="Courier New"/>
                 <w:sz w:val="22"/>
-              </w:rPr>
-            </w:pPr>
-            <w:r>
-              <w:rPr>
-                <w:rFonts w:ascii="Courier New" w:hAnsi="Courier New" w:cs="Courier New"/>
-                <w:sz w:val="22"/>
-              </w:rPr>
-              <w:t xml:space="preserve">        return 1;</w:t>
+                <w:lang w:val="ru-RU"/>
+              </w:rPr>
+            </w:pPr>
+            <w:r>
+              <w:rPr>
+                <w:rFonts w:ascii="Courier New" w:hAnsi="Courier New" w:cs="Courier New"/>
+                <w:sz w:val="22"/>
+                <w:lang w:val="ru-RU"/>
+              </w:rPr>
+              <w:t xml:space="preserve">        </w:t>
+            </w:r>
+            <w:r>
+              <w:rPr>
+                <w:rFonts w:ascii="Courier New" w:hAnsi="Courier New" w:cs="Courier New"/>
+                <w:sz w:val="22"/>
+              </w:rPr>
+              <w:t>return</w:t>
+            </w:r>
+            <w:r>
+              <w:rPr>
+                <w:rFonts w:ascii="Courier New" w:hAnsi="Courier New" w:cs="Courier New"/>
+                <w:sz w:val="22"/>
+                <w:lang w:val="ru-RU"/>
+              </w:rPr>
+              <w:t xml:space="preserve"> 1;</w:t>
             </w:r>
           </w:p>
           <w:p>
@@ -18251,12 +18123,14 @@
               <w:rPr>
                 <w:rFonts w:ascii="Courier New" w:hAnsi="Courier New" w:cs="Courier New"/>
                 <w:sz w:val="22"/>
-              </w:rPr>
-            </w:pPr>
-            <w:r>
-              <w:rPr>
-                <w:rFonts w:ascii="Courier New" w:hAnsi="Courier New" w:cs="Courier New"/>
-                <w:sz w:val="22"/>
+                <w:lang w:val="ru-RU"/>
+              </w:rPr>
+            </w:pPr>
+            <w:r>
+              <w:rPr>
+                <w:rFonts w:ascii="Courier New" w:hAnsi="Courier New" w:cs="Courier New"/>
+                <w:sz w:val="22"/>
+                <w:lang w:val="ru-RU"/>
               </w:rPr>
               <w:t xml:space="preserve">    }</w:t>
             </w:r>
@@ -18268,6 +18142,7 @@
               <w:rPr>
                 <w:rFonts w:ascii="Courier New" w:hAnsi="Courier New" w:cs="Courier New"/>
                 <w:sz w:val="22"/>
+                <w:lang w:val="ru-RU"/>
               </w:rPr>
             </w:pPr>
           </w:p>
@@ -18278,12 +18153,14 @@
               <w:rPr>
                 <w:rFonts w:ascii="Courier New" w:hAnsi="Courier New" w:cs="Courier New"/>
                 <w:sz w:val="22"/>
-              </w:rPr>
-            </w:pPr>
-            <w:r>
-              <w:rPr>
-                <w:rFonts w:ascii="Courier New" w:hAnsi="Courier New" w:cs="Courier New"/>
-                <w:sz w:val="22"/>
+                <w:lang w:val="ru-RU"/>
+              </w:rPr>
+            </w:pPr>
+            <w:r>
+              <w:rPr>
+                <w:rFonts w:ascii="Courier New" w:hAnsi="Courier New" w:cs="Courier New"/>
+                <w:sz w:val="22"/>
+                <w:lang w:val="ru-RU"/>
               </w:rPr>
               <w:t xml:space="preserve">    </w:t>
             </w:r>
@@ -18300,40 +18177,69 @@
               <w:rPr>
                 <w:rFonts w:ascii="Courier New" w:hAnsi="Courier New" w:cs="Courier New"/>
                 <w:sz w:val="22"/>
-              </w:rPr>
-              <w:t xml:space="preserve"> &lt;&lt; "</w:t>
-            </w:r>
-            <w:proofErr w:type="spellStart"/>
-            <w:r>
-              <w:rPr>
-                <w:rFonts w:ascii="Courier New" w:hAnsi="Courier New" w:cs="Courier New"/>
-                <w:sz w:val="22"/>
-              </w:rPr>
-              <w:t>Созданы</w:t>
-            </w:r>
-            <w:proofErr w:type="spellEnd"/>
-            <w:r>
-              <w:rPr>
-                <w:rFonts w:ascii="Courier New" w:hAnsi="Courier New" w:cs="Courier New"/>
-                <w:sz w:val="22"/>
-              </w:rPr>
-              <w:t xml:space="preserve"> </w:t>
-            </w:r>
-            <w:proofErr w:type="spellStart"/>
-            <w:r>
-              <w:rPr>
-                <w:rFonts w:ascii="Courier New" w:hAnsi="Courier New" w:cs="Courier New"/>
-                <w:sz w:val="22"/>
-              </w:rPr>
-              <w:t>потоки</w:t>
-            </w:r>
-            <w:proofErr w:type="spellEnd"/>
-            <w:r>
-              <w:rPr>
-                <w:rFonts w:ascii="Courier New" w:hAnsi="Courier New" w:cs="Courier New"/>
-                <w:sz w:val="22"/>
-              </w:rPr>
-              <w:t xml:space="preserve"> A и B.\n\n";</w:t>
+                <w:lang w:val="ru-RU"/>
+              </w:rPr>
+              <w:t xml:space="preserve"> &lt;&lt; "Созданы потоки </w:t>
+            </w:r>
+            <w:r>
+              <w:rPr>
+                <w:rFonts w:ascii="Courier New" w:hAnsi="Courier New" w:cs="Courier New"/>
+                <w:sz w:val="22"/>
+              </w:rPr>
+              <w:t>A</w:t>
+            </w:r>
+            <w:r>
+              <w:rPr>
+                <w:rFonts w:ascii="Courier New" w:hAnsi="Courier New" w:cs="Courier New"/>
+                <w:sz w:val="22"/>
+                <w:lang w:val="ru-RU"/>
+              </w:rPr>
+              <w:t xml:space="preserve"> и </w:t>
+            </w:r>
+            <w:r>
+              <w:rPr>
+                <w:rFonts w:ascii="Courier New" w:hAnsi="Courier New" w:cs="Courier New"/>
+                <w:sz w:val="22"/>
+              </w:rPr>
+              <w:t>B</w:t>
+            </w:r>
+            <w:r>
+              <w:rPr>
+                <w:rFonts w:ascii="Courier New" w:hAnsi="Courier New" w:cs="Courier New"/>
+                <w:sz w:val="22"/>
+                <w:lang w:val="ru-RU"/>
+              </w:rPr>
+              <w:t>.\</w:t>
+            </w:r>
+            <w:r>
+              <w:rPr>
+                <w:rFonts w:ascii="Courier New" w:hAnsi="Courier New" w:cs="Courier New"/>
+                <w:sz w:val="22"/>
+              </w:rPr>
+              <w:t>n</w:t>
+            </w:r>
+            <w:r>
+              <w:rPr>
+                <w:rFonts w:ascii="Courier New" w:hAnsi="Courier New" w:cs="Courier New"/>
+                <w:sz w:val="22"/>
+                <w:lang w:val="ru-RU"/>
+              </w:rPr>
+              <w:t>\</w:t>
+            </w:r>
+            <w:r>
+              <w:rPr>
+                <w:rFonts w:ascii="Courier New" w:hAnsi="Courier New" w:cs="Courier New"/>
+                <w:sz w:val="22"/>
+              </w:rPr>
+              <w:t>n</w:t>
+            </w:r>
+            <w:r>
+              <w:rPr>
+                <w:rFonts w:ascii="Courier New" w:hAnsi="Courier New" w:cs="Courier New"/>
+                <w:sz w:val="22"/>
+                <w:lang w:val="ru-RU"/>
+              </w:rPr>
+              <w:t>";</w:t>
             </w:r>
           </w:p>
           <w:p>
@@ -18343,6 +18249,7 @@
               <w:rPr>
                 <w:rFonts w:ascii="Courier New" w:hAnsi="Courier New" w:cs="Courier New"/>
                 <w:sz w:val="22"/>
+                <w:lang w:val="ru-RU"/>
               </w:rPr>
             </w:pPr>
           </w:p>
@@ -18359,6 +18266,7 @@
               <w:rPr>
                 <w:rFonts w:ascii="Courier New" w:hAnsi="Courier New" w:cs="Courier New"/>
                 <w:sz w:val="22"/>
+                <w:lang w:val="ru-RU"/>
               </w:rPr>
               <w:t xml:space="preserve">    </w:t>
             </w:r>
@@ -19708,15 +19616,7 @@
           <w:bCs/>
           <w:szCs w:val="28"/>
         </w:rPr>
-        <w:t xml:space="preserve"> я</w:t>
-      </w:r>
-      <w:r>
-        <w:rPr>
-          <w:rFonts w:eastAsia="Calibri" w:cs="Times New Roman"/>
-          <w:bCs/>
-          <w:szCs w:val="28"/>
-        </w:rPr>
-        <w:t xml:space="preserve">вляется полным аналогом приложения Lab-06с из </w:t>
+        <w:t xml:space="preserve"> является полным аналогом приложения Lab-06с из </w:t>
       </w:r>
       <w:r>
         <w:rPr>
@@ -21015,32 +20915,9 @@
                 <w:rFonts w:ascii="Courier New" w:hAnsi="Courier New" w:cs="Courier New"/>
                 <w:sz w:val="22"/>
               </w:rPr>
-              <w:t>sem_post</w:t>
+              <w:t>sem_pos</w:t>
             </w:r>
             <w:proofErr w:type="spellEnd"/>
-            <w:r>
-              <w:rPr>
-                <w:rFonts w:ascii="Courier New" w:hAnsi="Courier New" w:cs="Courier New"/>
-                <w:sz w:val="22"/>
-              </w:rPr>
-              <w:t>(</w:t>
-            </w:r>
-            <w:proofErr w:type="spellStart"/>
-            <w:r>
-              <w:rPr>
-                <w:rFonts w:ascii="Courier New" w:hAnsi="Courier New" w:cs="Courier New"/>
-                <w:sz w:val="22"/>
-              </w:rPr>
-              <w:t>semaphoreHandle</w:t>
-            </w:r>
-            <w:proofErr w:type="spellEnd"/>
-            <w:r>
-              <w:rPr>
-                <w:rFonts w:ascii="Courier New" w:hAnsi="Courier New" w:cs="Courier New"/>
-                <w:sz w:val="22"/>
-              </w:rPr>
-              <w:t>);</w:t>
-            </w:r>
           </w:p>
           <w:p>
             <w:pPr>
@@ -21051,13 +20928,6 @@
                 <w:sz w:val="22"/>
               </w:rPr>
             </w:pPr>
-            <w:r>
-              <w:rPr>
-                <w:rFonts w:ascii="Courier New" w:hAnsi="Courier New" w:cs="Courier New"/>
-                <w:sz w:val="22"/>
-              </w:rPr>
-              <w:t xml:space="preserve">    }</w:t>
-            </w:r>
           </w:p>
           <w:p>
             <w:pPr>
@@ -21068,6 +20938,29 @@
                 <w:sz w:val="22"/>
               </w:rPr>
             </w:pPr>
+            <w:r>
+              <w:rPr>
+                <w:rFonts w:ascii="Courier New" w:hAnsi="Courier New" w:cs="Courier New"/>
+                <w:sz w:val="22"/>
+              </w:rPr>
+              <w:t>t(</w:t>
+            </w:r>
+            <w:proofErr w:type="spellStart"/>
+            <w:r>
+              <w:rPr>
+                <w:rFonts w:ascii="Courier New" w:hAnsi="Courier New" w:cs="Courier New"/>
+                <w:sz w:val="22"/>
+              </w:rPr>
+              <w:t>semaphoreHandle</w:t>
+            </w:r>
+            <w:proofErr w:type="spellEnd"/>
+            <w:r>
+              <w:rPr>
+                <w:rFonts w:ascii="Courier New" w:hAnsi="Courier New" w:cs="Courier New"/>
+                <w:sz w:val="22"/>
+              </w:rPr>
+              <w:t>);</w:t>
+            </w:r>
           </w:p>
           <w:p>
             <w:pPr>
@@ -21083,39 +20976,7 @@
                 <w:rFonts w:ascii="Courier New" w:hAnsi="Courier New" w:cs="Courier New"/>
                 <w:sz w:val="22"/>
               </w:rPr>
-              <w:t xml:space="preserve">    </w:t>
-            </w:r>
-            <w:proofErr w:type="spellStart"/>
-            <w:r>
-              <w:rPr>
-                <w:rFonts w:ascii="Courier New" w:hAnsi="Courier New" w:cs="Courier New"/>
-                <w:sz w:val="22"/>
-              </w:rPr>
-              <w:t>sem_close</w:t>
-            </w:r>
-            <w:proofErr w:type="spellEnd"/>
-            <w:r>
-              <w:rPr>
-                <w:rFonts w:ascii="Courier New" w:hAnsi="Courier New" w:cs="Courier New"/>
-                <w:sz w:val="22"/>
-              </w:rPr>
-              <w:t>(</w:t>
-            </w:r>
-            <w:proofErr w:type="spellStart"/>
-            <w:r>
-              <w:rPr>
-                <w:rFonts w:ascii="Courier New" w:hAnsi="Courier New" w:cs="Courier New"/>
-                <w:sz w:val="22"/>
-              </w:rPr>
-              <w:t>semaphoreHandle</w:t>
-            </w:r>
-            <w:proofErr w:type="spellEnd"/>
-            <w:r>
-              <w:rPr>
-                <w:rFonts w:ascii="Courier New" w:hAnsi="Courier New" w:cs="Courier New"/>
-                <w:sz w:val="22"/>
-              </w:rPr>
-              <w:t>);</w:t>
+              <w:t xml:space="preserve">    }</w:t>
             </w:r>
           </w:p>
           <w:p>
@@ -21127,13 +20988,6 @@
                 <w:sz w:val="22"/>
               </w:rPr>
             </w:pPr>
-            <w:r>
-              <w:rPr>
-                <w:rFonts w:ascii="Courier New" w:hAnsi="Courier New" w:cs="Courier New"/>
-                <w:sz w:val="22"/>
-              </w:rPr>
-              <w:t>}</w:t>
-            </w:r>
           </w:p>
           <w:p>
             <w:pPr>
@@ -21144,6 +20998,45 @@
                 <w:sz w:val="22"/>
               </w:rPr>
             </w:pPr>
+            <w:r>
+              <w:rPr>
+                <w:rFonts w:ascii="Courier New" w:hAnsi="Courier New" w:cs="Courier New"/>
+                <w:sz w:val="22"/>
+              </w:rPr>
+              <w:t xml:space="preserve">    </w:t>
+            </w:r>
+            <w:proofErr w:type="spellStart"/>
+            <w:r>
+              <w:rPr>
+                <w:rFonts w:ascii="Courier New" w:hAnsi="Courier New" w:cs="Courier New"/>
+                <w:sz w:val="22"/>
+              </w:rPr>
+              <w:t>sem_close</w:t>
+            </w:r>
+            <w:proofErr w:type="spellEnd"/>
+            <w:r>
+              <w:rPr>
+                <w:rFonts w:ascii="Courier New" w:hAnsi="Courier New" w:cs="Courier New"/>
+                <w:sz w:val="22"/>
+              </w:rPr>
+              <w:t>(</w:t>
+            </w:r>
+            <w:proofErr w:type="spellStart"/>
+            <w:r>
+              <w:rPr>
+                <w:rFonts w:ascii="Courier New" w:hAnsi="Courier New" w:cs="Courier New"/>
+                <w:sz w:val="22"/>
+              </w:rPr>
+              <w:t>semaphoreHandle</w:t>
+            </w:r>
+            <w:proofErr w:type="spellEnd"/>
+            <w:r>
+              <w:rPr>
+                <w:rFonts w:ascii="Courier New" w:hAnsi="Courier New" w:cs="Courier New"/>
+                <w:sz w:val="22"/>
+              </w:rPr>
+              <w:t>);</w:t>
+            </w:r>
           </w:p>
           <w:p>
             <w:pPr>
@@ -21159,6 +21052,33 @@
                 <w:rFonts w:ascii="Courier New" w:hAnsi="Courier New" w:cs="Courier New"/>
                 <w:sz w:val="22"/>
               </w:rPr>
+              <w:t>}</w:t>
+            </w:r>
+          </w:p>
+          <w:p>
+            <w:pPr>
+              <w:pStyle w:val="61"/>
+              <w:ind w:firstLine="22"/>
+              <w:rPr>
+                <w:rFonts w:ascii="Courier New" w:hAnsi="Courier New" w:cs="Courier New"/>
+                <w:sz w:val="22"/>
+              </w:rPr>
+            </w:pPr>
+          </w:p>
+          <w:p>
+            <w:pPr>
+              <w:pStyle w:val="61"/>
+              <w:ind w:firstLine="22"/>
+              <w:rPr>
+                <w:rFonts w:ascii="Courier New" w:hAnsi="Courier New" w:cs="Courier New"/>
+                <w:sz w:val="22"/>
+              </w:rPr>
+            </w:pPr>
+            <w:r>
+              <w:rPr>
+                <w:rFonts w:ascii="Courier New" w:hAnsi="Courier New" w:cs="Courier New"/>
+                <w:sz w:val="22"/>
+              </w:rPr>
               <w:t xml:space="preserve">int </w:t>
             </w:r>
             <w:proofErr w:type="gramStart"/>
@@ -21941,6 +21861,7 @@
                 <w:rFonts w:ascii="Courier New" w:hAnsi="Courier New" w:cs="Courier New"/>
                 <w:sz w:val="22"/>
               </w:rPr>
+              <w:lastRenderedPageBreak/>
               <w:t xml:space="preserve">        return 1;</w:t>
             </w:r>
           </w:p>
@@ -22880,6 +22801,7 @@
           <w:szCs w:val="28"/>
           <w:lang w:val="ru-RU"/>
         </w:rPr>
+        <w:lastRenderedPageBreak/>
         <w:t xml:space="preserve">На рисунке </w:t>
       </w:r>
       <w:r>
@@ -22935,7 +22857,6 @@
         <w:rPr>
           <w:lang w:val="en-US" w:eastAsia="ru-RU"/>
         </w:rPr>
-        <w:lastRenderedPageBreak/>
         <w:drawing>
           <wp:inline distT="0" distB="0" distL="0" distR="0" wp14:anchorId="1B4A3712" wp14:editId="0811591E">
             <wp:extent cx="3501026" cy="3079699"/>
@@ -23254,6 +23175,7 @@
           <w:szCs w:val="28"/>
           <w:lang w:val="ru-RU"/>
         </w:rPr>
+        <w:lastRenderedPageBreak/>
         <w:t xml:space="preserve">На рисунке </w:t>
       </w:r>
       <w:r>
@@ -23377,7 +23299,6 @@
         <w:rPr>
           <w:lang w:val="en-US" w:eastAsia="ru-RU"/>
         </w:rPr>
-        <w:lastRenderedPageBreak/>
         <w:drawing>
           <wp:inline distT="0" distB="0" distL="0" distR="0" wp14:anchorId="1EB8DC0C" wp14:editId="67D7DE42">
             <wp:extent cx="4824999" cy="3255264"/>
@@ -23595,6 +23516,7 @@
         <w:rPr>
           <w:lang w:val="en-US" w:eastAsia="ru-RU"/>
         </w:rPr>
+        <w:lastRenderedPageBreak/>
         <w:drawing>
           <wp:inline distT="0" distB="0" distL="0" distR="0" wp14:anchorId="55F8B627" wp14:editId="0FAF153A">
             <wp:extent cx="4123975" cy="3533242"/>
@@ -23694,6 +23616,7 @@
         <w:ind w:left="0" w:firstLine="851"/>
         <w:rPr>
           <w:szCs w:val="28"/>
+          <w:lang w:val="ru-RU"/>
         </w:rPr>
       </w:pPr>
       <w:r>
@@ -23742,9 +23665,7 @@
           <w:color w:val="000000" w:themeColor="text1"/>
           <w:sz w:val="28"/>
           <w:szCs w:val="28"/>
-          <w:lang w:val="en-US"/>
-        </w:rPr>
-        <w:lastRenderedPageBreak/>
+        </w:rPr>
         <w:t>3</w:t>
       </w:r>
       <w:r>
@@ -25043,6 +24964,7 @@
   <w:style w:type="character" w:default="1" w:styleId="a0">
     <w:name w:val="Default Paragraph Font"/>
     <w:uiPriority w:val="1"/>
+    <w:semiHidden/>
     <w:unhideWhenUsed/>
   </w:style>
   <w:style w:type="table" w:default="1" w:styleId="a1">
@@ -25427,7 +25349,7 @@
     <w:name w:val="Рисунк1.1 Знак"/>
     <w:link w:val="111"/>
     <w:locked/>
-    <w:rsid w:val="00FE61FC"/>
+    <w:rsid w:val="005B4907"/>
     <w:rPr>
       <w:rFonts w:ascii="Times New Roman" w:hAnsi="Times New Roman"/>
       <w:noProof/>
@@ -25440,11 +25362,10 @@
     <w:link w:val="110"/>
     <w:autoRedefine/>
     <w:qFormat/>
-    <w:rsid w:val="00FE61FC"/>
+    <w:rsid w:val="005B4907"/>
     <w:pPr>
       <w:spacing w:before="120" w:after="280"/>
-      <w:ind w:firstLine="709"/>
-      <w:jc w:val="both"/>
+      <w:jc w:val="center"/>
     </w:pPr>
     <w:rPr>
       <w:rFonts w:ascii="Times New Roman" w:hAnsi="Times New Roman"/>
